--- a/CÔNG TY TNHH ĂN UỐNG THƯƠNG MẠI HỒNG THUẬN/HongThuan_ThayDoiDDPL/HoSo2_QUYẾT ĐỊNH THAY ĐỔI.docx
+++ b/CÔNG TY TNHH ĂN UỐNG THƯƠNG MẠI HỒNG THUẬN/HongThuan_ThayDoiDDPL/HoSo2_QUYẾT ĐỊNH THAY ĐỔI.docx
@@ -1,6 +1,6 @@
 
 <file path=word/document.xml><?xml version="1.0" encoding="utf-8"?>
-<w:document xmlns:wpc="http://schemas.microsoft.com/office/word/2010/wordprocessingCanvas" xmlns:cx="http://schemas.microsoft.com/office/drawing/2014/chartex" xmlns:cx1="http://schemas.microsoft.com/office/drawing/2015/9/8/chartex" xmlns:cx2="http://schemas.microsoft.com/office/drawing/2015/10/21/chartex" xmlns:cx3="http://schemas.microsoft.com/office/drawing/2016/5/9/chartex" xmlns:cx4="http://schemas.microsoft.com/office/drawing/2016/5/10/chartex" xmlns:cx5="http://schemas.microsoft.com/office/drawing/2016/5/11/chartex" xmlns:cx6="http://schemas.microsoft.com/office/drawing/2016/5/12/chartex" xmlns:cx7="http://schemas.microsoft.com/office/drawing/2016/5/13/chartex" xmlns:cx8="http://schemas.microsoft.com/office/drawing/2016/5/14/chartex" xmlns:mc="http://schemas.openxmlformats.org/markup-compatibility/2006" xmlns:aink="http://schemas.microsoft.com/office/drawing/2016/ink" xmlns:am3d="http://schemas.microsoft.com/office/drawing/2017/model3d" xmlns:o="urn:schemas-microsoft-com:office:office" xmlns:oel="http://schemas.microsoft.com/office/2019/extlst" xmlns:r="http://schemas.openxmlformats.org/officeDocument/2006/relationships" xmlns:m="http://schemas.openxmlformats.org/officeDocument/2006/math" xmlns:v="urn:schemas-microsoft-com:vml" xmlns:wp14="http://schemas.microsoft.com/office/word/2010/wordprocessingDrawing" xmlns:wp="http://schemas.openxmlformats.org/drawingml/2006/wordprocessingDrawing" xmlns:w10="urn:schemas-microsoft-com:office:word" xmlns:w="http://schemas.openxmlformats.org/wordprocessingml/2006/main" xmlns:w14="http://schemas.microsoft.com/office/word/2010/wordml" xmlns:w15="http://schemas.microsoft.com/office/word/2012/wordml" xmlns:w16cex="http://schemas.microsoft.com/office/word/2018/wordml/cex" xmlns:w16cid="http://schemas.microsoft.com/office/word/2016/wordml/cid" xmlns:w16="http://schemas.microsoft.com/office/word/2018/wordml" xmlns:w16du="http://schemas.microsoft.com/office/word/2023/wordml/word16du" xmlns:w16sdtdh="http://schemas.microsoft.com/office/word/2020/wordml/sdtdatahash" xmlns:w16sdtfl="http://schemas.microsoft.com/office/word/2024/wordml/sdtformatlock" xmlns:w16se="http://schemas.microsoft.com/office/word/2015/wordml/symex" xmlns:wpg="http://schemas.microsoft.com/office/word/2010/wordprocessingGroup" xmlns:wpi="http://schemas.microsoft.com/office/word/2010/wordprocessingInk" xmlns:wne="http://schemas.microsoft.com/office/word/2006/wordml" xmlns:wps="http://schemas.microsoft.com/office/word/2010/wordprocessingShape" mc:Ignorable="w14 w15 w16se w16cid w16 w16cex w16sdtdh w16sdtfl w16du wp14">
+<w:document xmlns:wpc="http://schemas.microsoft.com/office/word/2010/wordprocessingCanvas" xmlns:cx="http://schemas.microsoft.com/office/drawing/2014/chartex" xmlns:cx1="http://schemas.microsoft.com/office/drawing/2015/9/8/chartex" xmlns:mc="http://schemas.openxmlformats.org/markup-compatibility/2006" xmlns:o="urn:schemas-microsoft-com:office:office" xmlns:r="http://schemas.openxmlformats.org/officeDocument/2006/relationships" xmlns:m="http://schemas.openxmlformats.org/officeDocument/2006/math" xmlns:v="urn:schemas-microsoft-com:vml" xmlns:wp14="http://schemas.microsoft.com/office/word/2010/wordprocessingDrawing" xmlns:wp="http://schemas.openxmlformats.org/drawingml/2006/wordprocessingDrawing" xmlns:w10="urn:schemas-microsoft-com:office:word" xmlns:w="http://schemas.openxmlformats.org/wordprocessingml/2006/main" xmlns:w14="http://schemas.microsoft.com/office/word/2010/wordml" xmlns:w15="http://schemas.microsoft.com/office/word/2012/wordml" xmlns:w16se="http://schemas.microsoft.com/office/word/2015/wordml/symex" xmlns:wpg="http://schemas.microsoft.com/office/word/2010/wordprocessingGroup" xmlns:wpi="http://schemas.microsoft.com/office/word/2010/wordprocessingInk" xmlns:wne="http://schemas.microsoft.com/office/word/2006/wordml" xmlns:wps="http://schemas.microsoft.com/office/word/2010/wordprocessingShape" mc:Ignorable="w14 w15 w16se wp14">
   <w:body>
     <w:p>
       <w:pPr>
@@ -81,7 +81,7 @@
                 <w:sz w:val="28"/>
                 <w:szCs w:val="28"/>
               </w:rPr>
-              <w:t>CÔNG TY TNHH VĂN HÓA ẨM THỰC HƯƠNG MÃN VIÊN</w:t>
+              <w:t>CÔNG TY TNHH TM ĂN UỐNG HỒNG THUẬN</w:t>
             </w:r>
           </w:p>
           <w:p>
@@ -285,7 +285,19 @@
                 <w:sz w:val="28"/>
                 <w:szCs w:val="28"/>
               </w:rPr>
-              <w:t>ngày 27 tháng 07 năm 2026</w:t>
+              <w:t xml:space="preserve">ngày 27 </w:t>
+            </w:r>
+            <w:bookmarkStart w:id="0" w:name="_GoBack"/>
+            <w:bookmarkEnd w:id="0"/>
+            <w:r>
+              <w:rPr>
+                <w:rFonts w:ascii="Times New Roman" w:eastAsia="Times New Roman" w:hAnsi="Times New Roman" w:cs="Times New Roman"/>
+                <w:i/>
+                <w:iCs/>
+                <w:sz w:val="28"/>
+                <w:szCs w:val="28"/>
+              </w:rPr>
+              <w:t>tháng 07 năm 2026</w:t>
             </w:r>
           </w:p>
         </w:tc>
@@ -471,7 +483,7 @@
               </wp:anchor>
             </w:drawing>
           </mc:Choice>
-          <mc:Fallback>
+          <mc:Fallback xmlns:w16sdtfl="http://schemas.microsoft.com/office/word/2024/wordml/sdtformatlock" xmlns:w16sdtdh="http://schemas.microsoft.com/office/word/2020/wordml/sdtdatahash" xmlns:w16du="http://schemas.microsoft.com/office/word/2023/wordml/word16du" xmlns:w16="http://schemas.microsoft.com/office/word/2018/wordml" xmlns:w16cid="http://schemas.microsoft.com/office/word/2016/wordml/cid" xmlns:w16cex="http://schemas.microsoft.com/office/word/2018/wordml/cex" xmlns:oel="http://schemas.microsoft.com/office/2019/extlst" xmlns:am3d="http://schemas.microsoft.com/office/drawing/2017/model3d" xmlns:aink="http://schemas.microsoft.com/office/drawing/2016/ink" xmlns:cx8="http://schemas.microsoft.com/office/drawing/2016/5/14/chartex" xmlns:cx7="http://schemas.microsoft.com/office/drawing/2016/5/13/chartex" xmlns:cx6="http://schemas.microsoft.com/office/drawing/2016/5/12/chartex" xmlns:cx5="http://schemas.microsoft.com/office/drawing/2016/5/11/chartex" xmlns:cx4="http://schemas.microsoft.com/office/drawing/2016/5/10/chartex" xmlns:cx3="http://schemas.microsoft.com/office/drawing/2016/5/9/chartex" xmlns:cx2="http://schemas.microsoft.com/office/drawing/2015/10/21/chartex">
             <w:pict>
               <v:shapetype w14:anchorId="6F2ACA0D" id="_x0000_t32" coordsize="21600,21600" o:spt="32" o:oned="t" path="m,l21600,21600e" filled="f">
                 <v:path arrowok="t" fillok="f" o:connecttype="none"/>
@@ -596,7 +608,7 @@
           <w:sz w:val="28"/>
           <w:szCs w:val="28"/>
         </w:rPr>
-        <w:t>CÔNG TY TNHH VĂN HÓA ẨM THỰC HƯƠNG MÃN VIÊN</w:t>
+        <w:t>CÔNG TY TNHH TM ĂN UỐNG HỒNG THUẬN</w:t>
       </w:r>
     </w:p>
     <w:p>
@@ -900,7 +912,6 @@
           <w:rFonts w:ascii="Times New Roman" w:hAnsi="Times New Roman" w:cs="Times New Roman"/>
           <w:sz w:val="25"/>
         </w:rPr>
-        <w:lastRenderedPageBreak/>
         <w:t>Tỉnh/Thành phố trực thuộc trung ương: Thành phố Cần Thơ</w:t>
       </w:r>
     </w:p>
@@ -920,6 +931,7 @@
           <w:rFonts w:ascii="Times New Roman" w:hAnsi="Times New Roman" w:cs="Times New Roman"/>
           <w:sz w:val="25"/>
         </w:rPr>
+        <w:lastRenderedPageBreak/>
         <w:t>Quốc gia: Việt Nam</w:t>
       </w:r>
     </w:p>
@@ -1505,7 +1517,7 @@
 </file>
 
 <file path=word/endnotes.xml><?xml version="1.0" encoding="utf-8"?>
-<w:endnotes xmlns:wpc="http://schemas.microsoft.com/office/word/2010/wordprocessingCanvas" xmlns:cx="http://schemas.microsoft.com/office/drawing/2014/chartex" xmlns:cx1="http://schemas.microsoft.com/office/drawing/2015/9/8/chartex" xmlns:cx2="http://schemas.microsoft.com/office/drawing/2015/10/21/chartex" xmlns:cx3="http://schemas.microsoft.com/office/drawing/2016/5/9/chartex" xmlns:cx4="http://schemas.microsoft.com/office/drawing/2016/5/10/chartex" xmlns:cx5="http://schemas.microsoft.com/office/drawing/2016/5/11/chartex" xmlns:cx6="http://schemas.microsoft.com/office/drawing/2016/5/12/chartex" xmlns:cx7="http://schemas.microsoft.com/office/drawing/2016/5/13/chartex" xmlns:cx8="http://schemas.microsoft.com/office/drawing/2016/5/14/chartex" xmlns:mc="http://schemas.openxmlformats.org/markup-compatibility/2006" xmlns:aink="http://schemas.microsoft.com/office/drawing/2016/ink" xmlns:am3d="http://schemas.microsoft.com/office/drawing/2017/model3d" xmlns:o="urn:schemas-microsoft-com:office:office" xmlns:oel="http://schemas.microsoft.com/office/2019/extlst" xmlns:r="http://schemas.openxmlformats.org/officeDocument/2006/relationships" xmlns:m="http://schemas.openxmlformats.org/officeDocument/2006/math" xmlns:v="urn:schemas-microsoft-com:vml" xmlns:wp14="http://schemas.microsoft.com/office/word/2010/wordprocessingDrawing" xmlns:wp="http://schemas.openxmlformats.org/drawingml/2006/wordprocessingDrawing" xmlns:w10="urn:schemas-microsoft-com:office:word" xmlns:w="http://schemas.openxmlformats.org/wordprocessingml/2006/main" xmlns:w14="http://schemas.microsoft.com/office/word/2010/wordml" xmlns:w15="http://schemas.microsoft.com/office/word/2012/wordml" xmlns:w16cex="http://schemas.microsoft.com/office/word/2018/wordml/cex" xmlns:w16cid="http://schemas.microsoft.com/office/word/2016/wordml/cid" xmlns:w16="http://schemas.microsoft.com/office/word/2018/wordml" xmlns:w16du="http://schemas.microsoft.com/office/word/2023/wordml/word16du" xmlns:w16sdtdh="http://schemas.microsoft.com/office/word/2020/wordml/sdtdatahash" xmlns:w16sdtfl="http://schemas.microsoft.com/office/word/2024/wordml/sdtformatlock" xmlns:w16se="http://schemas.microsoft.com/office/word/2015/wordml/symex" xmlns:wpg="http://schemas.microsoft.com/office/word/2010/wordprocessingGroup" xmlns:wpi="http://schemas.microsoft.com/office/word/2010/wordprocessingInk" xmlns:wne="http://schemas.microsoft.com/office/word/2006/wordml" xmlns:wps="http://schemas.microsoft.com/office/word/2010/wordprocessingShape" mc:Ignorable="w14 w15 w16se w16cid w16 w16cex w16sdtdh w16sdtfl w16du wp14">
+<w:endnotes xmlns:wpc="http://schemas.microsoft.com/office/word/2010/wordprocessingCanvas" xmlns:cx="http://schemas.microsoft.com/office/drawing/2014/chartex" xmlns:cx1="http://schemas.microsoft.com/office/drawing/2015/9/8/chartex" xmlns:mc="http://schemas.openxmlformats.org/markup-compatibility/2006" xmlns:o="urn:schemas-microsoft-com:office:office" xmlns:r="http://schemas.openxmlformats.org/officeDocument/2006/relationships" xmlns:m="http://schemas.openxmlformats.org/officeDocument/2006/math" xmlns:v="urn:schemas-microsoft-com:vml" xmlns:wp14="http://schemas.microsoft.com/office/word/2010/wordprocessingDrawing" xmlns:wp="http://schemas.openxmlformats.org/drawingml/2006/wordprocessingDrawing" xmlns:w10="urn:schemas-microsoft-com:office:word" xmlns:w="http://schemas.openxmlformats.org/wordprocessingml/2006/main" xmlns:w14="http://schemas.microsoft.com/office/word/2010/wordml" xmlns:w15="http://schemas.microsoft.com/office/word/2012/wordml" xmlns:w16se="http://schemas.microsoft.com/office/word/2015/wordml/symex" xmlns:wpg="http://schemas.microsoft.com/office/word/2010/wordprocessingGroup" xmlns:wpi="http://schemas.microsoft.com/office/word/2010/wordprocessingInk" xmlns:wne="http://schemas.microsoft.com/office/word/2006/wordml" xmlns:wps="http://schemas.microsoft.com/office/word/2010/wordprocessingShape" mc:Ignorable="w14 w15 w16se wp14">
   <w:endnote w:type="separator" w:id="-1">
     <w:p>
       <w:pPr>
@@ -1530,25 +1542,25 @@
 </file>
 
 <file path=word/footer1.xml><?xml version="1.0" encoding="utf-8"?>
-<w:ftr xmlns:wpc="http://schemas.microsoft.com/office/word/2010/wordprocessingCanvas" xmlns:cx="http://schemas.microsoft.com/office/drawing/2014/chartex" xmlns:cx1="http://schemas.microsoft.com/office/drawing/2015/9/8/chartex" xmlns:cx2="http://schemas.microsoft.com/office/drawing/2015/10/21/chartex" xmlns:cx3="http://schemas.microsoft.com/office/drawing/2016/5/9/chartex" xmlns:cx4="http://schemas.microsoft.com/office/drawing/2016/5/10/chartex" xmlns:cx5="http://schemas.microsoft.com/office/drawing/2016/5/11/chartex" xmlns:cx6="http://schemas.microsoft.com/office/drawing/2016/5/12/chartex" xmlns:cx7="http://schemas.microsoft.com/office/drawing/2016/5/13/chartex" xmlns:cx8="http://schemas.microsoft.com/office/drawing/2016/5/14/chartex" xmlns:mc="http://schemas.openxmlformats.org/markup-compatibility/2006" xmlns:aink="http://schemas.microsoft.com/office/drawing/2016/ink" xmlns:am3d="http://schemas.microsoft.com/office/drawing/2017/model3d" xmlns:o="urn:schemas-microsoft-com:office:office" xmlns:oel="http://schemas.microsoft.com/office/2019/extlst" xmlns:r="http://schemas.openxmlformats.org/officeDocument/2006/relationships" xmlns:m="http://schemas.openxmlformats.org/officeDocument/2006/math" xmlns:v="urn:schemas-microsoft-com:vml" xmlns:wp14="http://schemas.microsoft.com/office/word/2010/wordprocessingDrawing" xmlns:wp="http://schemas.openxmlformats.org/drawingml/2006/wordprocessingDrawing" xmlns:w10="urn:schemas-microsoft-com:office:word" xmlns:w="http://schemas.openxmlformats.org/wordprocessingml/2006/main" xmlns:w14="http://schemas.microsoft.com/office/word/2010/wordml" xmlns:w15="http://schemas.microsoft.com/office/word/2012/wordml" xmlns:w16cex="http://schemas.microsoft.com/office/word/2018/wordml/cex" xmlns:w16cid="http://schemas.microsoft.com/office/word/2016/wordml/cid" xmlns:w16="http://schemas.microsoft.com/office/word/2018/wordml" xmlns:w16du="http://schemas.microsoft.com/office/word/2023/wordml/word16du" xmlns:w16sdtdh="http://schemas.microsoft.com/office/word/2020/wordml/sdtdatahash" xmlns:w16sdtfl="http://schemas.microsoft.com/office/word/2024/wordml/sdtformatlock" xmlns:w16se="http://schemas.microsoft.com/office/word/2015/wordml/symex" xmlns:wpg="http://schemas.microsoft.com/office/word/2010/wordprocessingGroup" xmlns:wpi="http://schemas.microsoft.com/office/word/2010/wordprocessingInk" xmlns:wne="http://schemas.microsoft.com/office/word/2006/wordml" xmlns:wps="http://schemas.microsoft.com/office/word/2010/wordprocessingShape" mc:Ignorable="w14 w15 w16se w16cid w16 w16cex w16sdtdh w16sdtfl w16du wp14">
+<w:ftr xmlns:wpc="http://schemas.microsoft.com/office/word/2010/wordprocessingCanvas" xmlns:cx="http://schemas.microsoft.com/office/drawing/2014/chartex" xmlns:cx1="http://schemas.microsoft.com/office/drawing/2015/9/8/chartex" xmlns:mc="http://schemas.openxmlformats.org/markup-compatibility/2006" xmlns:o="urn:schemas-microsoft-com:office:office" xmlns:r="http://schemas.openxmlformats.org/officeDocument/2006/relationships" xmlns:m="http://schemas.openxmlformats.org/officeDocument/2006/math" xmlns:v="urn:schemas-microsoft-com:vml" xmlns:wp14="http://schemas.microsoft.com/office/word/2010/wordprocessingDrawing" xmlns:wp="http://schemas.openxmlformats.org/drawingml/2006/wordprocessingDrawing" xmlns:w10="urn:schemas-microsoft-com:office:word" xmlns:w="http://schemas.openxmlformats.org/wordprocessingml/2006/main" xmlns:w14="http://schemas.microsoft.com/office/word/2010/wordml" xmlns:w15="http://schemas.microsoft.com/office/word/2012/wordml" xmlns:w16se="http://schemas.microsoft.com/office/word/2015/wordml/symex" xmlns:wpg="http://schemas.microsoft.com/office/word/2010/wordprocessingGroup" xmlns:wpi="http://schemas.microsoft.com/office/word/2010/wordprocessingInk" xmlns:wne="http://schemas.microsoft.com/office/word/2006/wordml" xmlns:wps="http://schemas.microsoft.com/office/word/2010/wordprocessingShape" mc:Ignorable="w14 w15 w16se wp14">
   <w:p/>
 </w:ftr>
 </file>
 
 <file path=word/footer2.xml><?xml version="1.0" encoding="utf-8"?>
-<w:ftr xmlns:wpc="http://schemas.microsoft.com/office/word/2010/wordprocessingCanvas" xmlns:cx="http://schemas.microsoft.com/office/drawing/2014/chartex" xmlns:cx1="http://schemas.microsoft.com/office/drawing/2015/9/8/chartex" xmlns:cx2="http://schemas.microsoft.com/office/drawing/2015/10/21/chartex" xmlns:cx3="http://schemas.microsoft.com/office/drawing/2016/5/9/chartex" xmlns:cx4="http://schemas.microsoft.com/office/drawing/2016/5/10/chartex" xmlns:cx5="http://schemas.microsoft.com/office/drawing/2016/5/11/chartex" xmlns:cx6="http://schemas.microsoft.com/office/drawing/2016/5/12/chartex" xmlns:cx7="http://schemas.microsoft.com/office/drawing/2016/5/13/chartex" xmlns:cx8="http://schemas.microsoft.com/office/drawing/2016/5/14/chartex" xmlns:mc="http://schemas.openxmlformats.org/markup-compatibility/2006" xmlns:aink="http://schemas.microsoft.com/office/drawing/2016/ink" xmlns:am3d="http://schemas.microsoft.com/office/drawing/2017/model3d" xmlns:o="urn:schemas-microsoft-com:office:office" xmlns:oel="http://schemas.microsoft.com/office/2019/extlst" xmlns:r="http://schemas.openxmlformats.org/officeDocument/2006/relationships" xmlns:m="http://schemas.openxmlformats.org/officeDocument/2006/math" xmlns:v="urn:schemas-microsoft-com:vml" xmlns:wp14="http://schemas.microsoft.com/office/word/2010/wordprocessingDrawing" xmlns:wp="http://schemas.openxmlformats.org/drawingml/2006/wordprocessingDrawing" xmlns:w10="urn:schemas-microsoft-com:office:word" xmlns:w="http://schemas.openxmlformats.org/wordprocessingml/2006/main" xmlns:w14="http://schemas.microsoft.com/office/word/2010/wordml" xmlns:w15="http://schemas.microsoft.com/office/word/2012/wordml" xmlns:w16cex="http://schemas.microsoft.com/office/word/2018/wordml/cex" xmlns:w16cid="http://schemas.microsoft.com/office/word/2016/wordml/cid" xmlns:w16="http://schemas.microsoft.com/office/word/2018/wordml" xmlns:w16du="http://schemas.microsoft.com/office/word/2023/wordml/word16du" xmlns:w16sdtdh="http://schemas.microsoft.com/office/word/2020/wordml/sdtdatahash" xmlns:w16sdtfl="http://schemas.microsoft.com/office/word/2024/wordml/sdtformatlock" xmlns:w16se="http://schemas.microsoft.com/office/word/2015/wordml/symex" xmlns:wpg="http://schemas.microsoft.com/office/word/2010/wordprocessingGroup" xmlns:wpi="http://schemas.microsoft.com/office/word/2010/wordprocessingInk" xmlns:wne="http://schemas.microsoft.com/office/word/2006/wordml" xmlns:wps="http://schemas.microsoft.com/office/word/2010/wordprocessingShape" mc:Ignorable="w14 w15 w16se w16cid w16 w16cex w16sdtdh w16sdtfl w16du wp14">
+<w:ftr xmlns:wpc="http://schemas.microsoft.com/office/word/2010/wordprocessingCanvas" xmlns:cx="http://schemas.microsoft.com/office/drawing/2014/chartex" xmlns:cx1="http://schemas.microsoft.com/office/drawing/2015/9/8/chartex" xmlns:mc="http://schemas.openxmlformats.org/markup-compatibility/2006" xmlns:o="urn:schemas-microsoft-com:office:office" xmlns:r="http://schemas.openxmlformats.org/officeDocument/2006/relationships" xmlns:m="http://schemas.openxmlformats.org/officeDocument/2006/math" xmlns:v="urn:schemas-microsoft-com:vml" xmlns:wp14="http://schemas.microsoft.com/office/word/2010/wordprocessingDrawing" xmlns:wp="http://schemas.openxmlformats.org/drawingml/2006/wordprocessingDrawing" xmlns:w10="urn:schemas-microsoft-com:office:word" xmlns:w="http://schemas.openxmlformats.org/wordprocessingml/2006/main" xmlns:w14="http://schemas.microsoft.com/office/word/2010/wordml" xmlns:w15="http://schemas.microsoft.com/office/word/2012/wordml" xmlns:w16se="http://schemas.microsoft.com/office/word/2015/wordml/symex" xmlns:wpg="http://schemas.microsoft.com/office/word/2010/wordprocessingGroup" xmlns:wpi="http://schemas.microsoft.com/office/word/2010/wordprocessingInk" xmlns:wne="http://schemas.microsoft.com/office/word/2006/wordml" xmlns:wps="http://schemas.microsoft.com/office/word/2010/wordprocessingShape" mc:Ignorable="w14 w15 w16se wp14">
   <w:p/>
 </w:ftr>
 </file>
 
 <file path=word/footer3.xml><?xml version="1.0" encoding="utf-8"?>
-<w:ftr xmlns:wpc="http://schemas.microsoft.com/office/word/2010/wordprocessingCanvas" xmlns:cx="http://schemas.microsoft.com/office/drawing/2014/chartex" xmlns:cx1="http://schemas.microsoft.com/office/drawing/2015/9/8/chartex" xmlns:cx2="http://schemas.microsoft.com/office/drawing/2015/10/21/chartex" xmlns:cx3="http://schemas.microsoft.com/office/drawing/2016/5/9/chartex" xmlns:cx4="http://schemas.microsoft.com/office/drawing/2016/5/10/chartex" xmlns:cx5="http://schemas.microsoft.com/office/drawing/2016/5/11/chartex" xmlns:cx6="http://schemas.microsoft.com/office/drawing/2016/5/12/chartex" xmlns:cx7="http://schemas.microsoft.com/office/drawing/2016/5/13/chartex" xmlns:cx8="http://schemas.microsoft.com/office/drawing/2016/5/14/chartex" xmlns:mc="http://schemas.openxmlformats.org/markup-compatibility/2006" xmlns:aink="http://schemas.microsoft.com/office/drawing/2016/ink" xmlns:am3d="http://schemas.microsoft.com/office/drawing/2017/model3d" xmlns:o="urn:schemas-microsoft-com:office:office" xmlns:oel="http://schemas.microsoft.com/office/2019/extlst" xmlns:r="http://schemas.openxmlformats.org/officeDocument/2006/relationships" xmlns:m="http://schemas.openxmlformats.org/officeDocument/2006/math" xmlns:v="urn:schemas-microsoft-com:vml" xmlns:wp14="http://schemas.microsoft.com/office/word/2010/wordprocessingDrawing" xmlns:wp="http://schemas.openxmlformats.org/drawingml/2006/wordprocessingDrawing" xmlns:w10="urn:schemas-microsoft-com:office:word" xmlns:w="http://schemas.openxmlformats.org/wordprocessingml/2006/main" xmlns:w14="http://schemas.microsoft.com/office/word/2010/wordml" xmlns:w15="http://schemas.microsoft.com/office/word/2012/wordml" xmlns:w16cex="http://schemas.microsoft.com/office/word/2018/wordml/cex" xmlns:w16cid="http://schemas.microsoft.com/office/word/2016/wordml/cid" xmlns:w16="http://schemas.microsoft.com/office/word/2018/wordml" xmlns:w16du="http://schemas.microsoft.com/office/word/2023/wordml/word16du" xmlns:w16sdtdh="http://schemas.microsoft.com/office/word/2020/wordml/sdtdatahash" xmlns:w16sdtfl="http://schemas.microsoft.com/office/word/2024/wordml/sdtformatlock" xmlns:w16se="http://schemas.microsoft.com/office/word/2015/wordml/symex" xmlns:wpg="http://schemas.microsoft.com/office/word/2010/wordprocessingGroup" xmlns:wpi="http://schemas.microsoft.com/office/word/2010/wordprocessingInk" xmlns:wne="http://schemas.microsoft.com/office/word/2006/wordml" xmlns:wps="http://schemas.microsoft.com/office/word/2010/wordprocessingShape" mc:Ignorable="w14 w15 w16se w16cid w16 w16cex w16sdtdh w16sdtfl w16du wp14">
+<w:ftr xmlns:wpc="http://schemas.microsoft.com/office/word/2010/wordprocessingCanvas" xmlns:cx="http://schemas.microsoft.com/office/drawing/2014/chartex" xmlns:cx1="http://schemas.microsoft.com/office/drawing/2015/9/8/chartex" xmlns:mc="http://schemas.openxmlformats.org/markup-compatibility/2006" xmlns:o="urn:schemas-microsoft-com:office:office" xmlns:r="http://schemas.openxmlformats.org/officeDocument/2006/relationships" xmlns:m="http://schemas.openxmlformats.org/officeDocument/2006/math" xmlns:v="urn:schemas-microsoft-com:vml" xmlns:wp14="http://schemas.microsoft.com/office/word/2010/wordprocessingDrawing" xmlns:wp="http://schemas.openxmlformats.org/drawingml/2006/wordprocessingDrawing" xmlns:w10="urn:schemas-microsoft-com:office:word" xmlns:w="http://schemas.openxmlformats.org/wordprocessingml/2006/main" xmlns:w14="http://schemas.microsoft.com/office/word/2010/wordml" xmlns:w15="http://schemas.microsoft.com/office/word/2012/wordml" xmlns:w16se="http://schemas.microsoft.com/office/word/2015/wordml/symex" xmlns:wpg="http://schemas.microsoft.com/office/word/2010/wordprocessingGroup" xmlns:wpi="http://schemas.microsoft.com/office/word/2010/wordprocessingInk" xmlns:wne="http://schemas.microsoft.com/office/word/2006/wordml" xmlns:wps="http://schemas.microsoft.com/office/word/2010/wordprocessingShape" mc:Ignorable="w14 w15 w16se wp14">
   <w:p/>
 </w:ftr>
 </file>
 
 <file path=word/footnotes.xml><?xml version="1.0" encoding="utf-8"?>
-<w:footnotes xmlns:wpc="http://schemas.microsoft.com/office/word/2010/wordprocessingCanvas" xmlns:cx="http://schemas.microsoft.com/office/drawing/2014/chartex" xmlns:cx1="http://schemas.microsoft.com/office/drawing/2015/9/8/chartex" xmlns:cx2="http://schemas.microsoft.com/office/drawing/2015/10/21/chartex" xmlns:cx3="http://schemas.microsoft.com/office/drawing/2016/5/9/chartex" xmlns:cx4="http://schemas.microsoft.com/office/drawing/2016/5/10/chartex" xmlns:cx5="http://schemas.microsoft.com/office/drawing/2016/5/11/chartex" xmlns:cx6="http://schemas.microsoft.com/office/drawing/2016/5/12/chartex" xmlns:cx7="http://schemas.microsoft.com/office/drawing/2016/5/13/chartex" xmlns:cx8="http://schemas.microsoft.com/office/drawing/2016/5/14/chartex" xmlns:mc="http://schemas.openxmlformats.org/markup-compatibility/2006" xmlns:aink="http://schemas.microsoft.com/office/drawing/2016/ink" xmlns:am3d="http://schemas.microsoft.com/office/drawing/2017/model3d" xmlns:o="urn:schemas-microsoft-com:office:office" xmlns:oel="http://schemas.microsoft.com/office/2019/extlst" xmlns:r="http://schemas.openxmlformats.org/officeDocument/2006/relationships" xmlns:m="http://schemas.openxmlformats.org/officeDocument/2006/math" xmlns:v="urn:schemas-microsoft-com:vml" xmlns:wp14="http://schemas.microsoft.com/office/word/2010/wordprocessingDrawing" xmlns:wp="http://schemas.openxmlformats.org/drawingml/2006/wordprocessingDrawing" xmlns:w10="urn:schemas-microsoft-com:office:word" xmlns:w="http://schemas.openxmlformats.org/wordprocessingml/2006/main" xmlns:w14="http://schemas.microsoft.com/office/word/2010/wordml" xmlns:w15="http://schemas.microsoft.com/office/word/2012/wordml" xmlns:w16cex="http://schemas.microsoft.com/office/word/2018/wordml/cex" xmlns:w16cid="http://schemas.microsoft.com/office/word/2016/wordml/cid" xmlns:w16="http://schemas.microsoft.com/office/word/2018/wordml" xmlns:w16du="http://schemas.microsoft.com/office/word/2023/wordml/word16du" xmlns:w16sdtdh="http://schemas.microsoft.com/office/word/2020/wordml/sdtdatahash" xmlns:w16sdtfl="http://schemas.microsoft.com/office/word/2024/wordml/sdtformatlock" xmlns:w16se="http://schemas.microsoft.com/office/word/2015/wordml/symex" xmlns:wpg="http://schemas.microsoft.com/office/word/2010/wordprocessingGroup" xmlns:wpi="http://schemas.microsoft.com/office/word/2010/wordprocessingInk" xmlns:wne="http://schemas.microsoft.com/office/word/2006/wordml" xmlns:wps="http://schemas.microsoft.com/office/word/2010/wordprocessingShape" mc:Ignorable="w14 w15 w16se w16cid w16 w16cex w16sdtdh w16sdtfl w16du wp14">
+<w:footnotes xmlns:wpc="http://schemas.microsoft.com/office/word/2010/wordprocessingCanvas" xmlns:cx="http://schemas.microsoft.com/office/drawing/2014/chartex" xmlns:cx1="http://schemas.microsoft.com/office/drawing/2015/9/8/chartex" xmlns:mc="http://schemas.openxmlformats.org/markup-compatibility/2006" xmlns:o="urn:schemas-microsoft-com:office:office" xmlns:r="http://schemas.openxmlformats.org/officeDocument/2006/relationships" xmlns:m="http://schemas.openxmlformats.org/officeDocument/2006/math" xmlns:v="urn:schemas-microsoft-com:vml" xmlns:wp14="http://schemas.microsoft.com/office/word/2010/wordprocessingDrawing" xmlns:wp="http://schemas.openxmlformats.org/drawingml/2006/wordprocessingDrawing" xmlns:w10="urn:schemas-microsoft-com:office:word" xmlns:w="http://schemas.openxmlformats.org/wordprocessingml/2006/main" xmlns:w14="http://schemas.microsoft.com/office/word/2010/wordml" xmlns:w15="http://schemas.microsoft.com/office/word/2012/wordml" xmlns:w16se="http://schemas.microsoft.com/office/word/2015/wordml/symex" xmlns:wpg="http://schemas.microsoft.com/office/word/2010/wordprocessingGroup" xmlns:wpi="http://schemas.microsoft.com/office/word/2010/wordprocessingInk" xmlns:wne="http://schemas.microsoft.com/office/word/2006/wordml" xmlns:wps="http://schemas.microsoft.com/office/word/2010/wordprocessingShape" mc:Ignorable="w14 w15 w16se wp14">
   <w:footnote w:type="separator" w:id="-1">
     <w:p>
       <w:pPr>
@@ -1573,25 +1585,25 @@
 </file>
 
 <file path=word/header1.xml><?xml version="1.0" encoding="utf-8"?>
-<w:hdr xmlns:wpc="http://schemas.microsoft.com/office/word/2010/wordprocessingCanvas" xmlns:cx="http://schemas.microsoft.com/office/drawing/2014/chartex" xmlns:cx1="http://schemas.microsoft.com/office/drawing/2015/9/8/chartex" xmlns:cx2="http://schemas.microsoft.com/office/drawing/2015/10/21/chartex" xmlns:cx3="http://schemas.microsoft.com/office/drawing/2016/5/9/chartex" xmlns:cx4="http://schemas.microsoft.com/office/drawing/2016/5/10/chartex" xmlns:cx5="http://schemas.microsoft.com/office/drawing/2016/5/11/chartex" xmlns:cx6="http://schemas.microsoft.com/office/drawing/2016/5/12/chartex" xmlns:cx7="http://schemas.microsoft.com/office/drawing/2016/5/13/chartex" xmlns:cx8="http://schemas.microsoft.com/office/drawing/2016/5/14/chartex" xmlns:mc="http://schemas.openxmlformats.org/markup-compatibility/2006" xmlns:aink="http://schemas.microsoft.com/office/drawing/2016/ink" xmlns:am3d="http://schemas.microsoft.com/office/drawing/2017/model3d" xmlns:o="urn:schemas-microsoft-com:office:office" xmlns:oel="http://schemas.microsoft.com/office/2019/extlst" xmlns:r="http://schemas.openxmlformats.org/officeDocument/2006/relationships" xmlns:m="http://schemas.openxmlformats.org/officeDocument/2006/math" xmlns:v="urn:schemas-microsoft-com:vml" xmlns:wp14="http://schemas.microsoft.com/office/word/2010/wordprocessingDrawing" xmlns:wp="http://schemas.openxmlformats.org/drawingml/2006/wordprocessingDrawing" xmlns:w10="urn:schemas-microsoft-com:office:word" xmlns:w="http://schemas.openxmlformats.org/wordprocessingml/2006/main" xmlns:w14="http://schemas.microsoft.com/office/word/2010/wordml" xmlns:w15="http://schemas.microsoft.com/office/word/2012/wordml" xmlns:w16cex="http://schemas.microsoft.com/office/word/2018/wordml/cex" xmlns:w16cid="http://schemas.microsoft.com/office/word/2016/wordml/cid" xmlns:w16="http://schemas.microsoft.com/office/word/2018/wordml" xmlns:w16du="http://schemas.microsoft.com/office/word/2023/wordml/word16du" xmlns:w16sdtdh="http://schemas.microsoft.com/office/word/2020/wordml/sdtdatahash" xmlns:w16sdtfl="http://schemas.microsoft.com/office/word/2024/wordml/sdtformatlock" xmlns:w16se="http://schemas.microsoft.com/office/word/2015/wordml/symex" xmlns:wpg="http://schemas.microsoft.com/office/word/2010/wordprocessingGroup" xmlns:wpi="http://schemas.microsoft.com/office/word/2010/wordprocessingInk" xmlns:wne="http://schemas.microsoft.com/office/word/2006/wordml" xmlns:wps="http://schemas.microsoft.com/office/word/2010/wordprocessingShape" mc:Ignorable="w14 w15 w16se w16cid w16 w16cex w16sdtdh w16sdtfl w16du wp14">
+<w:hdr xmlns:wpc="http://schemas.microsoft.com/office/word/2010/wordprocessingCanvas" xmlns:cx="http://schemas.microsoft.com/office/drawing/2014/chartex" xmlns:cx1="http://schemas.microsoft.com/office/drawing/2015/9/8/chartex" xmlns:mc="http://schemas.openxmlformats.org/markup-compatibility/2006" xmlns:o="urn:schemas-microsoft-com:office:office" xmlns:r="http://schemas.openxmlformats.org/officeDocument/2006/relationships" xmlns:m="http://schemas.openxmlformats.org/officeDocument/2006/math" xmlns:v="urn:schemas-microsoft-com:vml" xmlns:wp14="http://schemas.microsoft.com/office/word/2010/wordprocessingDrawing" xmlns:wp="http://schemas.openxmlformats.org/drawingml/2006/wordprocessingDrawing" xmlns:w10="urn:schemas-microsoft-com:office:word" xmlns:w="http://schemas.openxmlformats.org/wordprocessingml/2006/main" xmlns:w14="http://schemas.microsoft.com/office/word/2010/wordml" xmlns:w15="http://schemas.microsoft.com/office/word/2012/wordml" xmlns:w16se="http://schemas.microsoft.com/office/word/2015/wordml/symex" xmlns:wpg="http://schemas.microsoft.com/office/word/2010/wordprocessingGroup" xmlns:wpi="http://schemas.microsoft.com/office/word/2010/wordprocessingInk" xmlns:wne="http://schemas.microsoft.com/office/word/2006/wordml" xmlns:wps="http://schemas.microsoft.com/office/word/2010/wordprocessingShape" mc:Ignorable="w14 w15 w16se wp14">
   <w:p/>
 </w:hdr>
 </file>
 
 <file path=word/header2.xml><?xml version="1.0" encoding="utf-8"?>
-<w:hdr xmlns:wpc="http://schemas.microsoft.com/office/word/2010/wordprocessingCanvas" xmlns:cx="http://schemas.microsoft.com/office/drawing/2014/chartex" xmlns:cx1="http://schemas.microsoft.com/office/drawing/2015/9/8/chartex" xmlns:cx2="http://schemas.microsoft.com/office/drawing/2015/10/21/chartex" xmlns:cx3="http://schemas.microsoft.com/office/drawing/2016/5/9/chartex" xmlns:cx4="http://schemas.microsoft.com/office/drawing/2016/5/10/chartex" xmlns:cx5="http://schemas.microsoft.com/office/drawing/2016/5/11/chartex" xmlns:cx6="http://schemas.microsoft.com/office/drawing/2016/5/12/chartex" xmlns:cx7="http://schemas.microsoft.com/office/drawing/2016/5/13/chartex" xmlns:cx8="http://schemas.microsoft.com/office/drawing/2016/5/14/chartex" xmlns:mc="http://schemas.openxmlformats.org/markup-compatibility/2006" xmlns:aink="http://schemas.microsoft.com/office/drawing/2016/ink" xmlns:am3d="http://schemas.microsoft.com/office/drawing/2017/model3d" xmlns:o="urn:schemas-microsoft-com:office:office" xmlns:oel="http://schemas.microsoft.com/office/2019/extlst" xmlns:r="http://schemas.openxmlformats.org/officeDocument/2006/relationships" xmlns:m="http://schemas.openxmlformats.org/officeDocument/2006/math" xmlns:v="urn:schemas-microsoft-com:vml" xmlns:wp14="http://schemas.microsoft.com/office/word/2010/wordprocessingDrawing" xmlns:wp="http://schemas.openxmlformats.org/drawingml/2006/wordprocessingDrawing" xmlns:w10="urn:schemas-microsoft-com:office:word" xmlns:w="http://schemas.openxmlformats.org/wordprocessingml/2006/main" xmlns:w14="http://schemas.microsoft.com/office/word/2010/wordml" xmlns:w15="http://schemas.microsoft.com/office/word/2012/wordml" xmlns:w16cex="http://schemas.microsoft.com/office/word/2018/wordml/cex" xmlns:w16cid="http://schemas.microsoft.com/office/word/2016/wordml/cid" xmlns:w16="http://schemas.microsoft.com/office/word/2018/wordml" xmlns:w16du="http://schemas.microsoft.com/office/word/2023/wordml/word16du" xmlns:w16sdtdh="http://schemas.microsoft.com/office/word/2020/wordml/sdtdatahash" xmlns:w16sdtfl="http://schemas.microsoft.com/office/word/2024/wordml/sdtformatlock" xmlns:w16se="http://schemas.microsoft.com/office/word/2015/wordml/symex" xmlns:wpg="http://schemas.microsoft.com/office/word/2010/wordprocessingGroup" xmlns:wpi="http://schemas.microsoft.com/office/word/2010/wordprocessingInk" xmlns:wne="http://schemas.microsoft.com/office/word/2006/wordml" xmlns:wps="http://schemas.microsoft.com/office/word/2010/wordprocessingShape" mc:Ignorable="w14 w15 w16se w16cid w16 w16cex w16sdtdh w16sdtfl w16du wp14">
+<w:hdr xmlns:wpc="http://schemas.microsoft.com/office/word/2010/wordprocessingCanvas" xmlns:cx="http://schemas.microsoft.com/office/drawing/2014/chartex" xmlns:cx1="http://schemas.microsoft.com/office/drawing/2015/9/8/chartex" xmlns:mc="http://schemas.openxmlformats.org/markup-compatibility/2006" xmlns:o="urn:schemas-microsoft-com:office:office" xmlns:r="http://schemas.openxmlformats.org/officeDocument/2006/relationships" xmlns:m="http://schemas.openxmlformats.org/officeDocument/2006/math" xmlns:v="urn:schemas-microsoft-com:vml" xmlns:wp14="http://schemas.microsoft.com/office/word/2010/wordprocessingDrawing" xmlns:wp="http://schemas.openxmlformats.org/drawingml/2006/wordprocessingDrawing" xmlns:w10="urn:schemas-microsoft-com:office:word" xmlns:w="http://schemas.openxmlformats.org/wordprocessingml/2006/main" xmlns:w14="http://schemas.microsoft.com/office/word/2010/wordml" xmlns:w15="http://schemas.microsoft.com/office/word/2012/wordml" xmlns:w16se="http://schemas.microsoft.com/office/word/2015/wordml/symex" xmlns:wpg="http://schemas.microsoft.com/office/word/2010/wordprocessingGroup" xmlns:wpi="http://schemas.microsoft.com/office/word/2010/wordprocessingInk" xmlns:wne="http://schemas.microsoft.com/office/word/2006/wordml" xmlns:wps="http://schemas.microsoft.com/office/word/2010/wordprocessingShape" mc:Ignorable="w14 w15 w16se wp14">
   <w:p/>
 </w:hdr>
 </file>
 
 <file path=word/header3.xml><?xml version="1.0" encoding="utf-8"?>
-<w:hdr xmlns:wpc="http://schemas.microsoft.com/office/word/2010/wordprocessingCanvas" xmlns:cx="http://schemas.microsoft.com/office/drawing/2014/chartex" xmlns:cx1="http://schemas.microsoft.com/office/drawing/2015/9/8/chartex" xmlns:cx2="http://schemas.microsoft.com/office/drawing/2015/10/21/chartex" xmlns:cx3="http://schemas.microsoft.com/office/drawing/2016/5/9/chartex" xmlns:cx4="http://schemas.microsoft.com/office/drawing/2016/5/10/chartex" xmlns:cx5="http://schemas.microsoft.com/office/drawing/2016/5/11/chartex" xmlns:cx6="http://schemas.microsoft.com/office/drawing/2016/5/12/chartex" xmlns:cx7="http://schemas.microsoft.com/office/drawing/2016/5/13/chartex" xmlns:cx8="http://schemas.microsoft.com/office/drawing/2016/5/14/chartex" xmlns:mc="http://schemas.openxmlformats.org/markup-compatibility/2006" xmlns:aink="http://schemas.microsoft.com/office/drawing/2016/ink" xmlns:am3d="http://schemas.microsoft.com/office/drawing/2017/model3d" xmlns:o="urn:schemas-microsoft-com:office:office" xmlns:oel="http://schemas.microsoft.com/office/2019/extlst" xmlns:r="http://schemas.openxmlformats.org/officeDocument/2006/relationships" xmlns:m="http://schemas.openxmlformats.org/officeDocument/2006/math" xmlns:v="urn:schemas-microsoft-com:vml" xmlns:wp14="http://schemas.microsoft.com/office/word/2010/wordprocessingDrawing" xmlns:wp="http://schemas.openxmlformats.org/drawingml/2006/wordprocessingDrawing" xmlns:w10="urn:schemas-microsoft-com:office:word" xmlns:w="http://schemas.openxmlformats.org/wordprocessingml/2006/main" xmlns:w14="http://schemas.microsoft.com/office/word/2010/wordml" xmlns:w15="http://schemas.microsoft.com/office/word/2012/wordml" xmlns:w16cex="http://schemas.microsoft.com/office/word/2018/wordml/cex" xmlns:w16cid="http://schemas.microsoft.com/office/word/2016/wordml/cid" xmlns:w16="http://schemas.microsoft.com/office/word/2018/wordml" xmlns:w16du="http://schemas.microsoft.com/office/word/2023/wordml/word16du" xmlns:w16sdtdh="http://schemas.microsoft.com/office/word/2020/wordml/sdtdatahash" xmlns:w16sdtfl="http://schemas.microsoft.com/office/word/2024/wordml/sdtformatlock" xmlns:w16se="http://schemas.microsoft.com/office/word/2015/wordml/symex" xmlns:wpg="http://schemas.microsoft.com/office/word/2010/wordprocessingGroup" xmlns:wpi="http://schemas.microsoft.com/office/word/2010/wordprocessingInk" xmlns:wne="http://schemas.microsoft.com/office/word/2006/wordml" xmlns:wps="http://schemas.microsoft.com/office/word/2010/wordprocessingShape" mc:Ignorable="w14 w15 w16se w16cid w16 w16cex w16sdtdh w16sdtfl w16du wp14">
+<w:hdr xmlns:wpc="http://schemas.microsoft.com/office/word/2010/wordprocessingCanvas" xmlns:cx="http://schemas.microsoft.com/office/drawing/2014/chartex" xmlns:cx1="http://schemas.microsoft.com/office/drawing/2015/9/8/chartex" xmlns:mc="http://schemas.openxmlformats.org/markup-compatibility/2006" xmlns:o="urn:schemas-microsoft-com:office:office" xmlns:r="http://schemas.openxmlformats.org/officeDocument/2006/relationships" xmlns:m="http://schemas.openxmlformats.org/officeDocument/2006/math" xmlns:v="urn:schemas-microsoft-com:vml" xmlns:wp14="http://schemas.microsoft.com/office/word/2010/wordprocessingDrawing" xmlns:wp="http://schemas.openxmlformats.org/drawingml/2006/wordprocessingDrawing" xmlns:w10="urn:schemas-microsoft-com:office:word" xmlns:w="http://schemas.openxmlformats.org/wordprocessingml/2006/main" xmlns:w14="http://schemas.microsoft.com/office/word/2010/wordml" xmlns:w15="http://schemas.microsoft.com/office/word/2012/wordml" xmlns:w16se="http://schemas.microsoft.com/office/word/2015/wordml/symex" xmlns:wpg="http://schemas.microsoft.com/office/word/2010/wordprocessingGroup" xmlns:wpi="http://schemas.microsoft.com/office/word/2010/wordprocessingInk" xmlns:wne="http://schemas.microsoft.com/office/word/2006/wordml" xmlns:wps="http://schemas.microsoft.com/office/word/2010/wordprocessingShape" mc:Ignorable="w14 w15 w16se wp14">
   <w:p/>
 </w:hdr>
 </file>
 
 <file path=word/numbering.xml><?xml version="1.0" encoding="utf-8"?>
-<w:numbering xmlns:wpc="http://schemas.microsoft.com/office/word/2010/wordprocessingCanvas" xmlns:cx="http://schemas.microsoft.com/office/drawing/2014/chartex" xmlns:cx1="http://schemas.microsoft.com/office/drawing/2015/9/8/chartex" xmlns:cx2="http://schemas.microsoft.com/office/drawing/2015/10/21/chartex" xmlns:cx3="http://schemas.microsoft.com/office/drawing/2016/5/9/chartex" xmlns:cx4="http://schemas.microsoft.com/office/drawing/2016/5/10/chartex" xmlns:cx5="http://schemas.microsoft.com/office/drawing/2016/5/11/chartex" xmlns:cx6="http://schemas.microsoft.com/office/drawing/2016/5/12/chartex" xmlns:cx7="http://schemas.microsoft.com/office/drawing/2016/5/13/chartex" xmlns:cx8="http://schemas.microsoft.com/office/drawing/2016/5/14/chartex" xmlns:mc="http://schemas.openxmlformats.org/markup-compatibility/2006" xmlns:aink="http://schemas.microsoft.com/office/drawing/2016/ink" xmlns:am3d="http://schemas.microsoft.com/office/drawing/2017/model3d" xmlns:o="urn:schemas-microsoft-com:office:office" xmlns:oel="http://schemas.microsoft.com/office/2019/extlst" xmlns:r="http://schemas.openxmlformats.org/officeDocument/2006/relationships" xmlns:m="http://schemas.openxmlformats.org/officeDocument/2006/math" xmlns:v="urn:schemas-microsoft-com:vml" xmlns:wp14="http://schemas.microsoft.com/office/word/2010/wordprocessingDrawing" xmlns:wp="http://schemas.openxmlformats.org/drawingml/2006/wordprocessingDrawing" xmlns:w10="urn:schemas-microsoft-com:office:word" xmlns:w="http://schemas.openxmlformats.org/wordprocessingml/2006/main" xmlns:w14="http://schemas.microsoft.com/office/word/2010/wordml" xmlns:w15="http://schemas.microsoft.com/office/word/2012/wordml" xmlns:w16cex="http://schemas.microsoft.com/office/word/2018/wordml/cex" xmlns:w16cid="http://schemas.microsoft.com/office/word/2016/wordml/cid" xmlns:w16="http://schemas.microsoft.com/office/word/2018/wordml" xmlns:w16du="http://schemas.microsoft.com/office/word/2023/wordml/word16du" xmlns:w16sdtdh="http://schemas.microsoft.com/office/word/2020/wordml/sdtdatahash" xmlns:w16sdtfl="http://schemas.microsoft.com/office/word/2024/wordml/sdtformatlock" xmlns:w16se="http://schemas.microsoft.com/office/word/2015/wordml/symex" xmlns:wpg="http://schemas.microsoft.com/office/word/2010/wordprocessingGroup" xmlns:wpi="http://schemas.microsoft.com/office/word/2010/wordprocessingInk" xmlns:wne="http://schemas.microsoft.com/office/word/2006/wordml" xmlns:wps="http://schemas.microsoft.com/office/word/2010/wordprocessingShape" mc:Ignorable="w14 w15 w16se w16cid w16 w16cex w16sdtdh w16sdtfl w16du wp14">
+<w:numbering xmlns:wpc="http://schemas.microsoft.com/office/word/2010/wordprocessingCanvas" xmlns:cx="http://schemas.microsoft.com/office/drawing/2014/chartex" xmlns:cx1="http://schemas.microsoft.com/office/drawing/2015/9/8/chartex" xmlns:mc="http://schemas.openxmlformats.org/markup-compatibility/2006" xmlns:o="urn:schemas-microsoft-com:office:office" xmlns:r="http://schemas.openxmlformats.org/officeDocument/2006/relationships" xmlns:m="http://schemas.openxmlformats.org/officeDocument/2006/math" xmlns:v="urn:schemas-microsoft-com:vml" xmlns:wp14="http://schemas.microsoft.com/office/word/2010/wordprocessingDrawing" xmlns:wp="http://schemas.openxmlformats.org/drawingml/2006/wordprocessingDrawing" xmlns:w10="urn:schemas-microsoft-com:office:word" xmlns:w="http://schemas.openxmlformats.org/wordprocessingml/2006/main" xmlns:w14="http://schemas.microsoft.com/office/word/2010/wordml" xmlns:w15="http://schemas.microsoft.com/office/word/2012/wordml" xmlns:w16se="http://schemas.microsoft.com/office/word/2015/wordml/symex" xmlns:wpg="http://schemas.microsoft.com/office/word/2010/wordprocessingGroup" xmlns:wpi="http://schemas.microsoft.com/office/word/2010/wordprocessingInk" xmlns:wne="http://schemas.microsoft.com/office/word/2006/wordml" xmlns:wps="http://schemas.microsoft.com/office/word/2010/wordprocessingShape" mc:Ignorable="w14 w15 w16se wp14">
   <w:abstractNum w:abstractNumId="0" w15:restartNumberingAfterBreak="0">
     <w:nsid w:val="04AE3564"/>
     <w:multiLevelType w:val="hybridMultilevel"/>
@@ -2041,23 +2053,23 @@
       </w:rPr>
     </w:lvl>
   </w:abstractNum>
-  <w:num w:numId="1" w16cid:durableId="751439526">
+  <w:num w:numId="1">
     <w:abstractNumId w:val="2"/>
   </w:num>
-  <w:num w:numId="2" w16cid:durableId="697193642">
+  <w:num w:numId="2">
     <w:abstractNumId w:val="3"/>
   </w:num>
-  <w:num w:numId="3" w16cid:durableId="1541478479">
+  <w:num w:numId="3">
     <w:abstractNumId w:val="1"/>
   </w:num>
-  <w:num w:numId="4" w16cid:durableId="709109068">
+  <w:num w:numId="4">
     <w:abstractNumId w:val="0"/>
   </w:num>
 </w:numbering>
 </file>
 
 <file path=word/styles.xml><?xml version="1.0" encoding="utf-8"?>
-<w:styles xmlns:mc="http://schemas.openxmlformats.org/markup-compatibility/2006" xmlns:r="http://schemas.openxmlformats.org/officeDocument/2006/relationships" xmlns:w="http://schemas.openxmlformats.org/wordprocessingml/2006/main" xmlns:w14="http://schemas.microsoft.com/office/word/2010/wordml" xmlns:w15="http://schemas.microsoft.com/office/word/2012/wordml" xmlns:w16cex="http://schemas.microsoft.com/office/word/2018/wordml/cex" xmlns:w16cid="http://schemas.microsoft.com/office/word/2016/wordml/cid" xmlns:w16="http://schemas.microsoft.com/office/word/2018/wordml" xmlns:w16du="http://schemas.microsoft.com/office/word/2023/wordml/word16du" xmlns:w16sdtdh="http://schemas.microsoft.com/office/word/2020/wordml/sdtdatahash" xmlns:w16sdtfl="http://schemas.microsoft.com/office/word/2024/wordml/sdtformatlock" xmlns:w16se="http://schemas.microsoft.com/office/word/2015/wordml/symex" mc:Ignorable="w14 w15 w16se w16cid w16 w16cex w16sdtdh w16sdtfl w16du">
+<w:styles xmlns:mc="http://schemas.openxmlformats.org/markup-compatibility/2006" xmlns:r="http://schemas.openxmlformats.org/officeDocument/2006/relationships" xmlns:w="http://schemas.openxmlformats.org/wordprocessingml/2006/main" xmlns:w14="http://schemas.microsoft.com/office/word/2010/wordml" xmlns:w15="http://schemas.microsoft.com/office/word/2012/wordml" xmlns:w16se="http://schemas.microsoft.com/office/word/2015/wordml/symex" mc:Ignorable="w14 w15 w16se">
   <w:docDefaults>
     <w:rPrDefault>
       <w:rPr>
@@ -2067,7 +2079,7 @@
     </w:rPrDefault>
     <w:pPrDefault/>
   </w:docDefaults>
-  <w:latentStyles w:defLockedState="0" w:defUIPriority="99" w:defSemiHidden="0" w:defUnhideWhenUsed="0" w:defQFormat="0" w:count="376">
+  <w:latentStyles w:defLockedState="0" w:defUIPriority="99" w:defSemiHidden="0" w:defUnhideWhenUsed="0" w:defQFormat="0" w:count="371">
     <w:lsdException w:name="Normal" w:locked="1" w:uiPriority="0" w:qFormat="1"/>
     <w:lsdException w:name="heading 1" w:locked="1" w:uiPriority="0" w:qFormat="1"/>
     <w:lsdException w:name="heading 2" w:locked="1" w:uiPriority="0" w:qFormat="1"/>
@@ -2439,11 +2451,6 @@
     <w:lsdException w:name="List Table 5 Dark Accent 6" w:uiPriority="50"/>
     <w:lsdException w:name="List Table 6 Colorful Accent 6" w:uiPriority="51"/>
     <w:lsdException w:name="List Table 7 Colorful Accent 6" w:uiPriority="52"/>
-    <w:lsdException w:name="Mention" w:semiHidden="1" w:unhideWhenUsed="1"/>
-    <w:lsdException w:name="Smart Hyperlink" w:semiHidden="1" w:unhideWhenUsed="1"/>
-    <w:lsdException w:name="Hashtag" w:semiHidden="1" w:unhideWhenUsed="1"/>
-    <w:lsdException w:name="Unresolved Mention" w:semiHidden="1" w:unhideWhenUsed="1"/>
-    <w:lsdException w:name="Smart Link" w:semiHidden="1" w:unhideWhenUsed="1"/>
   </w:latentStyles>
   <w:style w:type="paragraph" w:default="1" w:styleId="Normal">
     <w:name w:val="Normal"/>
@@ -3061,21 +3068,6 @@
 </file>
 
 <file path=customXml/item1.xml><?xml version="1.0" encoding="utf-8"?>
-<p:properties xmlns:p="http://schemas.microsoft.com/office/2006/metadata/properties" xmlns:xsi="http://www.w3.org/2001/XMLSchema-instance" xmlns:pc="http://schemas.microsoft.com/office/infopath/2007/PartnerControls">
-  <documentManagement>
-    <AlternateThumbnailUrl xmlns="http://schemas.microsoft.com/sharepoint/v3">
-      <Url xsi:nil="true"/>
-      <Description xsi:nil="true"/>
-    </AlternateThumbnailUrl>
-    <VideoThumbnail xmlns="4ae7861e-4bff-47fb-9754-a3da037d4eb5" xsi:nil="true"/>
-    <ImageCreateDate xmlns="http://schemas.microsoft.com/sharepoint/v3" xsi:nil="true"/>
-    <GetImgForVideo xmlns="4ae7861e-4bff-47fb-9754-a3da037d4eb5" xsi:nil="true"/>
-    <Description xmlns="http://schemas.microsoft.com/sharepoint/v3" xsi:nil="true"/>
-  </documentManagement>
-</p:properties>
-</file>
-
-<file path=customXml/item2.xml><?xml version="1.0" encoding="utf-8"?>
 <ct:contentTypeSchema xmlns:ct="http://schemas.microsoft.com/office/2006/metadata/contentType" xmlns:ma="http://schemas.microsoft.com/office/2006/metadata/properties/metaAttributes" ct:_="" ma:_="" ma:contentTypeName="Picture" ma:contentTypeID="0x0101020088C615AFA6081A4EAC6D0C7B5DE5004C" ma:contentTypeVersion="3" ma:contentTypeDescription="Upload an image or a photograph." ma:contentTypeScope="" ma:versionID="8a358c36b680c6236bc77b7a1286c80c">
   <xsd:schema xmlns:xsd="http://www.w3.org/2001/XMLSchema" xmlns:xs="http://www.w3.org/2001/XMLSchema" xmlns:p="http://schemas.microsoft.com/office/2006/metadata/properties" xmlns:ns1="http://schemas.microsoft.com/sharepoint/v3" xmlns:ns2="4ae7861e-4bff-47fb-9754-a3da037d4eb5" targetNamespace="http://schemas.microsoft.com/office/2006/metadata/properties" ma:root="true" ma:fieldsID="1315e3235dfc98430f19347398624d38" ns1:_="" ns2:_="">
     <xsd:import namespace="http://schemas.microsoft.com/sharepoint/v3"/>
@@ -3263,6 +3255,21 @@
 </ct:contentTypeSchema>
 </file>
 
+<file path=customXml/item2.xml><?xml version="1.0" encoding="utf-8"?>
+<p:properties xmlns:p="http://schemas.microsoft.com/office/2006/metadata/properties" xmlns:xsi="http://www.w3.org/2001/XMLSchema-instance" xmlns:pc="http://schemas.microsoft.com/office/infopath/2007/PartnerControls">
+  <documentManagement>
+    <AlternateThumbnailUrl xmlns="http://schemas.microsoft.com/sharepoint/v3">
+      <Url xsi:nil="true"/>
+      <Description xsi:nil="true"/>
+    </AlternateThumbnailUrl>
+    <VideoThumbnail xmlns="4ae7861e-4bff-47fb-9754-a3da037d4eb5" xsi:nil="true"/>
+    <ImageCreateDate xmlns="http://schemas.microsoft.com/sharepoint/v3" xsi:nil="true"/>
+    <GetImgForVideo xmlns="4ae7861e-4bff-47fb-9754-a3da037d4eb5" xsi:nil="true"/>
+    <Description xmlns="http://schemas.microsoft.com/sharepoint/v3" xsi:nil="true"/>
+  </documentManagement>
+</p:properties>
+</file>
+
 <file path=customXml/item3.xml><?xml version="1.0" encoding="utf-8"?>
 <?mso-contentType ?>
 <FormTemplates xmlns="http://schemas.microsoft.com/sharepoint/v3/contenttype/forms">
@@ -3273,17 +3280,6 @@
 </file>
 
 <file path=customXml/itemProps1.xml><?xml version="1.0" encoding="utf-8"?>
-<ds:datastoreItem xmlns:ds="http://schemas.openxmlformats.org/officeDocument/2006/customXml" ds:itemID="{DFBF5159-804B-4563-9B15-6A0468B25410}">
-  <ds:schemaRefs>
-    <ds:schemaRef ds:uri="http://schemas.microsoft.com/office/2006/metadata/properties"/>
-    <ds:schemaRef ds:uri="http://schemas.microsoft.com/office/infopath/2007/PartnerControls"/>
-    <ds:schemaRef ds:uri="http://schemas.microsoft.com/sharepoint/v3"/>
-    <ds:schemaRef ds:uri="4ae7861e-4bff-47fb-9754-a3da037d4eb5"/>
-  </ds:schemaRefs>
-</ds:datastoreItem>
-</file>
-
-<file path=customXml/itemProps2.xml><?xml version="1.0" encoding="utf-8"?>
 <ds:datastoreItem xmlns:ds="http://schemas.openxmlformats.org/officeDocument/2006/customXml" ds:itemID="{8032CC91-C47F-435F-963C-35AB8945FB24}">
   <ds:schemaRefs>
     <ds:schemaRef ds:uri="http://schemas.microsoft.com/office/2006/metadata/contentType"/>
@@ -3302,6 +3298,17 @@
 </ds:datastoreItem>
 </file>
 
+<file path=customXml/itemProps2.xml><?xml version="1.0" encoding="utf-8"?>
+<ds:datastoreItem xmlns:ds="http://schemas.openxmlformats.org/officeDocument/2006/customXml" ds:itemID="{DFBF5159-804B-4563-9B15-6A0468B25410}">
+  <ds:schemaRefs>
+    <ds:schemaRef ds:uri="http://schemas.microsoft.com/office/2006/metadata/properties"/>
+    <ds:schemaRef ds:uri="http://schemas.microsoft.com/office/infopath/2007/PartnerControls"/>
+    <ds:schemaRef ds:uri="http://schemas.microsoft.com/sharepoint/v3"/>
+    <ds:schemaRef ds:uri="4ae7861e-4bff-47fb-9754-a3da037d4eb5"/>
+  </ds:schemaRefs>
+</ds:datastoreItem>
+</file>
+
 <file path=customXml/itemProps3.xml><?xml version="1.0" encoding="utf-8"?>
 <ds:datastoreItem xmlns:ds="http://schemas.openxmlformats.org/officeDocument/2006/customXml" ds:itemID="{AFD07A8A-035B-44B3-8740-60045F8E4C9F}">
   <ds:schemaRefs>
